--- a/brand_assets/CrossFlows Website Content.docx
+++ b/brand_assets/CrossFlows Website Content.docx
@@ -1,6 +1,6 @@
 
 <file path=word/document.xml><?xml version="1.0" encoding="utf-8"?>
-<w:document xmlns:wpc="http://schemas.microsoft.com/office/word/2010/wordprocessingCanvas" xmlns:cx="http://schemas.microsoft.com/office/drawing/2014/chartex" xmlns:cx1="http://schemas.microsoft.com/office/drawing/2015/9/8/chartex" xmlns:cx2="http://schemas.microsoft.com/office/drawing/2015/10/21/chartex" xmlns:cx3="http://schemas.microsoft.com/office/drawing/2016/5/9/chartex" xmlns:cx4="http://schemas.microsoft.com/office/drawing/2016/5/10/chartex" xmlns:cx5="http://schemas.microsoft.com/office/drawing/2016/5/11/chartex" xmlns:cx6="http://schemas.microsoft.com/office/drawing/2016/5/12/chartex" xmlns:cx7="http://schemas.microsoft.com/office/drawing/2016/5/13/chartex" xmlns:cx8="http://schemas.microsoft.com/office/drawing/2016/5/14/chartex" xmlns:mc="http://schemas.openxmlformats.org/markup-compatibility/2006" xmlns:aink="http://schemas.microsoft.com/office/drawing/2016/ink" xmlns:am3d="http://schemas.microsoft.com/office/drawing/2017/model3d" xmlns:o="urn:schemas-microsoft-com:office:office" xmlns:r="http://schemas.openxmlformats.org/officeDocument/2006/relationships" xmlns:m="http://schemas.openxmlformats.org/officeDocument/2006/math" xmlns:v="urn:schemas-microsoft-com:vml" xmlns:wp14="http://schemas.microsoft.com/office/word/2010/wordprocessingDrawing" xmlns:wp="http://schemas.openxmlformats.org/drawingml/2006/wordprocessingDrawing" xmlns:w10="urn:schemas-microsoft-com:office:word" xmlns:w="http://schemas.openxmlformats.org/wordprocessingml/2006/main" xmlns:w14="http://schemas.microsoft.com/office/word/2010/wordml" xmlns:w15="http://schemas.microsoft.com/office/word/2012/wordml" xmlns:w16cex="http://schemas.microsoft.com/office/word/2018/wordml/cex" xmlns:w16cid="http://schemas.microsoft.com/office/word/2016/wordml/cid" xmlns:w16="http://schemas.microsoft.com/office/word/2018/wordml" xmlns:w16sdtdh="http://schemas.microsoft.com/office/word/2020/wordml/sdtdatahash" xmlns:w16se="http://schemas.microsoft.com/office/word/2015/wordml/symex" xmlns:wpg="http://schemas.microsoft.com/office/word/2010/wordprocessingGroup" xmlns:wpi="http://schemas.microsoft.com/office/word/2010/wordprocessingInk" xmlns:wne="http://schemas.microsoft.com/office/word/2006/wordml" xmlns:wps="http://schemas.microsoft.com/office/word/2010/wordprocessingShape" mc:Ignorable="w14 w15 w16se w16cid w16 w16cex w16sdtdh wp14">
+<w:document xmlns:wpc="http://schemas.microsoft.com/office/word/2010/wordprocessingCanvas" xmlns:cx="http://schemas.microsoft.com/office/drawing/2014/chartex" xmlns:cx1="http://schemas.microsoft.com/office/drawing/2015/9/8/chartex" xmlns:cx2="http://schemas.microsoft.com/office/drawing/2015/10/21/chartex" xmlns:cx3="http://schemas.microsoft.com/office/drawing/2016/5/9/chartex" xmlns:cx4="http://schemas.microsoft.com/office/drawing/2016/5/10/chartex" xmlns:cx5="http://schemas.microsoft.com/office/drawing/2016/5/11/chartex" xmlns:cx6="http://schemas.microsoft.com/office/drawing/2016/5/12/chartex" xmlns:cx7="http://schemas.microsoft.com/office/drawing/2016/5/13/chartex" xmlns:cx8="http://schemas.microsoft.com/office/drawing/2016/5/14/chartex" xmlns:mc="http://schemas.openxmlformats.org/markup-compatibility/2006" xmlns:aink="http://schemas.microsoft.com/office/drawing/2016/ink" xmlns:am3d="http://schemas.microsoft.com/office/drawing/2017/model3d" xmlns:o="urn:schemas-microsoft-com:office:office" xmlns:oel="http://schemas.microsoft.com/office/2019/extlst" xmlns:r="http://schemas.openxmlformats.org/officeDocument/2006/relationships" xmlns:m="http://schemas.openxmlformats.org/officeDocument/2006/math" xmlns:v="urn:schemas-microsoft-com:vml" xmlns:wp14="http://schemas.microsoft.com/office/word/2010/wordprocessingDrawing" xmlns:wp="http://schemas.openxmlformats.org/drawingml/2006/wordprocessingDrawing" xmlns:w10="urn:schemas-microsoft-com:office:word" xmlns:w="http://schemas.openxmlformats.org/wordprocessingml/2006/main" xmlns:w14="http://schemas.microsoft.com/office/word/2010/wordml" xmlns:w15="http://schemas.microsoft.com/office/word/2012/wordml" xmlns:w16cex="http://schemas.microsoft.com/office/word/2018/wordml/cex" xmlns:w16cid="http://schemas.microsoft.com/office/word/2016/wordml/cid" xmlns:w16="http://schemas.microsoft.com/office/word/2018/wordml" xmlns:w16du="http://schemas.microsoft.com/office/word/2023/wordml/word16du" xmlns:w16sdtdh="http://schemas.microsoft.com/office/word/2020/wordml/sdtdatahash" xmlns:w16sdtfl="http://schemas.microsoft.com/office/word/2024/wordml/sdtformatlock" xmlns:w16se="http://schemas.microsoft.com/office/word/2015/wordml/symex" xmlns:wpg="http://schemas.microsoft.com/office/word/2010/wordprocessingGroup" xmlns:wpi="http://schemas.microsoft.com/office/word/2010/wordprocessingInk" xmlns:wne="http://schemas.microsoft.com/office/word/2006/wordml" xmlns:wps="http://schemas.microsoft.com/office/word/2010/wordprocessingShape" mc:Ignorable="w14 w15 w16se w16cid w16 w16cex w16sdtdh w16sdtfl w16du wp14">
   <w:body>
     <w:p>
       <w:r>
@@ -9,10 +9,7 @@
     </w:p>
     <w:p>
       <w:r>
-        <w:t xml:space="preserve">Headline: </w:t>
-      </w:r>
-      <w:r>
-        <w:t>AI Solutions Built Around Your Business</w:t>
+        <w:t>Headline: AI Solutions Built Around Your Business</w:t>
       </w:r>
     </w:p>
     <w:p>
@@ -37,7 +34,7 @@
         <w:rPr>
           <w:rFonts w:ascii="Times New Roman" w:eastAsia="Times New Roman" w:hAnsi="Times New Roman" w:cs="Times New Roman"/>
           <w:kern w:val="0"/>
-          <w:lang w:val="en-PK" w:eastAsia="en-PK"/>
+          <w:lang/>
           <w14:ligatures w14:val="none"/>
         </w:rPr>
       </w:pPr>
@@ -45,7 +42,7 @@
         <w:rPr>
           <w:rFonts w:ascii="Times New Roman" w:eastAsia="Times New Roman" w:hAnsi="Times New Roman" w:cs="Times New Roman"/>
           <w:kern w:val="0"/>
-          <w:lang w:val="en-PK" w:eastAsia="en-PK"/>
+          <w:lang/>
           <w14:ligatures w14:val="none"/>
         </w:rPr>
         <w:t>Cross</w:t>
@@ -54,7 +51,7 @@
         <w:rPr>
           <w:rFonts w:ascii="Times New Roman" w:eastAsia="Times New Roman" w:hAnsi="Times New Roman" w:cs="Times New Roman"/>
           <w:kern w:val="0"/>
-          <w:lang w:eastAsia="en-PK"/>
+          <w:lang/>
           <w14:ligatures w14:val="none"/>
         </w:rPr>
         <w:t xml:space="preserve"> </w:t>
@@ -63,7 +60,7 @@
         <w:rPr>
           <w:rFonts w:ascii="Times New Roman" w:eastAsia="Times New Roman" w:hAnsi="Times New Roman" w:cs="Times New Roman"/>
           <w:kern w:val="0"/>
-          <w:lang w:val="en-PK" w:eastAsia="en-PK"/>
+          <w:lang/>
           <w14:ligatures w14:val="none"/>
         </w:rPr>
         <w:t>Flows Synergy provides AI-powered business solutions designed to improve communication, automate repetitive processes, enhance customer experiences, and support operational efficiency.</w:t>
@@ -75,7 +72,7 @@
         <w:rPr>
           <w:rFonts w:ascii="Times New Roman" w:eastAsia="Times New Roman" w:hAnsi="Times New Roman" w:cs="Times New Roman"/>
           <w:kern w:val="0"/>
-          <w:lang w:val="en-PK" w:eastAsia="en-PK"/>
+          <w:lang/>
           <w14:ligatures w14:val="none"/>
         </w:rPr>
       </w:pPr>
@@ -83,7 +80,7 @@
         <w:rPr>
           <w:rFonts w:ascii="Times New Roman" w:eastAsia="Times New Roman" w:hAnsi="Times New Roman" w:cs="Times New Roman"/>
           <w:kern w:val="0"/>
-          <w:lang w:val="en-PK" w:eastAsia="en-PK"/>
+          <w:lang/>
           <w14:ligatures w14:val="none"/>
         </w:rPr>
         <w:t>Our solutions are tailored for organizations looking to modernize how they interact with customers, manage workflows, and scale daily operations using intelligent automation.</w:t>
@@ -97,7 +94,7 @@
           <w:b/>
           <w:bCs/>
           <w:kern w:val="0"/>
-          <w:lang w:eastAsia="en-PK"/>
+          <w:lang/>
           <w14:ligatures w14:val="none"/>
         </w:rPr>
       </w:pPr>
@@ -107,7 +104,7 @@
           <w:b/>
           <w:bCs/>
           <w:kern w:val="0"/>
-          <w:lang w:eastAsia="en-PK"/>
+          <w:lang/>
           <w14:ligatures w14:val="none"/>
         </w:rPr>
         <w:t>PRODUCTS:</w:t>
@@ -121,16 +118,29 @@
           <w:bCs/>
         </w:rPr>
       </w:pPr>
+      <w:proofErr w:type="spellStart"/>
       <w:r>
         <w:rPr>
           <w:rFonts w:ascii="Times New Roman" w:eastAsia="Times New Roman" w:hAnsi="Times New Roman" w:cs="Times New Roman"/>
           <w:b/>
           <w:bCs/>
           <w:kern w:val="0"/>
-          <w:lang w:eastAsia="en-PK"/>
+          <w:lang/>
           <w14:ligatures w14:val="none"/>
         </w:rPr>
-        <w:t xml:space="preserve">SmartTalk- </w:t>
+        <w:t>SmartTalk</w:t>
+      </w:r>
+      <w:proofErr w:type="spellEnd"/>
+      <w:r>
+        <w:rPr>
+          <w:rFonts w:ascii="Times New Roman" w:eastAsia="Times New Roman" w:hAnsi="Times New Roman" w:cs="Times New Roman"/>
+          <w:b/>
+          <w:bCs/>
+          <w:kern w:val="0"/>
+          <w:lang/>
+          <w14:ligatures w14:val="none"/>
+        </w:rPr>
+        <w:t xml:space="preserve">- </w:t>
       </w:r>
       <w:r>
         <w:rPr>
@@ -736,12 +746,21 @@
           <w:szCs w:val="22"/>
         </w:rPr>
       </w:pPr>
-      <w:r>
-        <w:rPr>
-          <w:sz w:val="22"/>
-          <w:szCs w:val="22"/>
-        </w:rPr>
-        <w:t>LearnMate™</w:t>
+      <w:proofErr w:type="spellStart"/>
+      <w:r>
+        <w:rPr>
+          <w:sz w:val="22"/>
+          <w:szCs w:val="22"/>
+        </w:rPr>
+        <w:t>LearnMate</w:t>
+      </w:r>
+      <w:proofErr w:type="spellEnd"/>
+      <w:r>
+        <w:rPr>
+          <w:sz w:val="22"/>
+          <w:szCs w:val="22"/>
+        </w:rPr>
+        <w:t>™</w:t>
       </w:r>
     </w:p>
     <w:p>
@@ -1321,12 +1340,21 @@
           <w:szCs w:val="22"/>
         </w:rPr>
       </w:pPr>
-      <w:r>
-        <w:rPr>
-          <w:sz w:val="22"/>
-          <w:szCs w:val="22"/>
-        </w:rPr>
-        <w:t>WorkSyn™</w:t>
+      <w:proofErr w:type="spellStart"/>
+      <w:r>
+        <w:rPr>
+          <w:sz w:val="22"/>
+          <w:szCs w:val="22"/>
+        </w:rPr>
+        <w:t>WorkSyn</w:t>
+      </w:r>
+      <w:proofErr w:type="spellEnd"/>
+      <w:r>
+        <w:rPr>
+          <w:sz w:val="22"/>
+          <w:szCs w:val="22"/>
+        </w:rPr>
+        <w:t>™</w:t>
       </w:r>
     </w:p>
     <w:p>
@@ -1374,6 +1402,7 @@
           <w:sz w:val="22"/>
           <w:szCs w:val="22"/>
         </w:rPr>
+        <w:lastRenderedPageBreak/>
         <w:t>WorkSyn™ is CrossFlows Synergy’s AI-powered workflow automation and operational intelligence platform designed to help businesses streamline internal processes, automate repetitive tasks, improve coordination, and optimize operational performance.</w:t>
       </w:r>
     </w:p>
@@ -1897,12 +1926,21 @@
           <w:szCs w:val="22"/>
         </w:rPr>
       </w:pPr>
-      <w:r>
-        <w:rPr>
-          <w:sz w:val="22"/>
-          <w:szCs w:val="22"/>
-        </w:rPr>
-        <w:t>DriveFlow™</w:t>
+      <w:proofErr w:type="spellStart"/>
+      <w:r>
+        <w:rPr>
+          <w:sz w:val="22"/>
+          <w:szCs w:val="22"/>
+        </w:rPr>
+        <w:t>DriveFlow</w:t>
+      </w:r>
+      <w:proofErr w:type="spellEnd"/>
+      <w:r>
+        <w:rPr>
+          <w:sz w:val="22"/>
+          <w:szCs w:val="22"/>
+        </w:rPr>
+        <w:t>™</w:t>
       </w:r>
     </w:p>
     <w:p>
@@ -1982,6 +2020,7 @@
           <w:sz w:val="22"/>
           <w:szCs w:val="22"/>
         </w:rPr>
+        <w:lastRenderedPageBreak/>
         <w:t>Core Features</w:t>
       </w:r>
     </w:p>
@@ -2430,10 +2469,7 @@
         <w:spacing w:before="100" w:beforeAutospacing="1" w:after="100" w:afterAutospacing="1" w:line="240" w:lineRule="auto"/>
       </w:pPr>
       <w:r>
-        <w:t>Industries Section</w:t>
-      </w:r>
-      <w:r>
-        <w:t>:</w:t>
+        <w:t>Industries Section:</w:t>
       </w:r>
     </w:p>
     <w:p>
@@ -2468,28 +2504,38 @@
     </w:p>
     <w:p>
       <w:r>
-        <w:t>Cross</w:t>
-      </w:r>
-      <w:r>
-        <w:t xml:space="preserve"> </w:t>
-      </w:r>
-      <w:r>
-        <w:t>Flows Synergy develops AI-powered business solutions tailored for industries where communication, efficiency, and customer experience are critical.</w:t>
-      </w:r>
-    </w:p>
-    <w:p>
-      <w:pPr>
-        <w:pStyle w:val="Heading3"/>
-        <w:rPr>
-          <w:sz w:val="22"/>
-          <w:szCs w:val="22"/>
-        </w:rPr>
-      </w:pPr>
-      <w:r>
-        <w:rPr>
-          <w:sz w:val="22"/>
-          <w:szCs w:val="22"/>
-        </w:rPr>
+        <w:t>Cross Flows Synergy develops AI-powered business solutions tailored for industries where communication, efficiency, and customer experience are critical.</w:t>
+      </w:r>
+    </w:p>
+    <w:p>
+      <w:pPr>
+        <w:rPr>
+          <w:rFonts w:ascii="Times New Roman" w:eastAsia="Times New Roman" w:hAnsi="Times New Roman" w:cs="Times New Roman"/>
+          <w:b/>
+          <w:bCs/>
+          <w:kern w:val="0"/>
+          <w:lang/>
+          <w14:ligatures w14:val="none"/>
+        </w:rPr>
+      </w:pPr>
+      <w:r>
+        <w:br w:type="page"/>
+      </w:r>
+    </w:p>
+    <w:p>
+      <w:pPr>
+        <w:pStyle w:val="Heading3"/>
+        <w:rPr>
+          <w:sz w:val="22"/>
+          <w:szCs w:val="22"/>
+        </w:rPr>
+      </w:pPr>
+      <w:r>
+        <w:rPr>
+          <w:sz w:val="22"/>
+          <w:szCs w:val="22"/>
+        </w:rPr>
+        <w:lastRenderedPageBreak/>
         <w:t>Industries:</w:t>
       </w:r>
     </w:p>
@@ -2701,13 +2747,31 @@
           <w:szCs w:val="22"/>
         </w:rPr>
       </w:pPr>
-      <w:r>
-        <w:rPr>
-          <w:sz w:val="22"/>
-          <w:szCs w:val="22"/>
-        </w:rPr>
-        <w:t>SmartTalk™ for Healthcare</w:t>
-      </w:r>
+      <w:proofErr w:type="spellStart"/>
+      <w:r>
+        <w:rPr>
+          <w:sz w:val="22"/>
+          <w:szCs w:val="22"/>
+        </w:rPr>
+        <w:t>SmartTalk</w:t>
+      </w:r>
+      <w:proofErr w:type="spellEnd"/>
+      <w:r>
+        <w:rPr>
+          <w:sz w:val="22"/>
+          <w:szCs w:val="22"/>
+        </w:rPr>
+        <w:t xml:space="preserve">™ for </w:t>
+      </w:r>
+      <w:proofErr w:type="gramStart"/>
+      <w:r>
+        <w:rPr>
+          <w:sz w:val="22"/>
+          <w:szCs w:val="22"/>
+        </w:rPr>
+        <w:t>Healthcare</w:t>
+      </w:r>
+      <w:proofErr w:type="gramEnd"/>
     </w:p>
     <w:p>
       <w:pPr>
@@ -2989,12 +3053,22 @@
           <w:szCs w:val="22"/>
         </w:rPr>
       </w:pPr>
-      <w:r>
-        <w:rPr>
-          <w:sz w:val="22"/>
-          <w:szCs w:val="22"/>
-        </w:rPr>
-        <w:t>WorkSyn™ for Healthcare Operations</w:t>
+      <w:proofErr w:type="spellStart"/>
+      <w:r>
+        <w:rPr>
+          <w:sz w:val="22"/>
+          <w:szCs w:val="22"/>
+        </w:rPr>
+        <w:lastRenderedPageBreak/>
+        <w:t>WorkSyn</w:t>
+      </w:r>
+      <w:proofErr w:type="spellEnd"/>
+      <w:r>
+        <w:rPr>
+          <w:sz w:val="22"/>
+          <w:szCs w:val="22"/>
+        </w:rPr>
+        <w:t>™ for Healthcare Operations</w:t>
       </w:r>
     </w:p>
     <w:p>
@@ -3221,12 +3295,21 @@
           <w:szCs w:val="22"/>
         </w:rPr>
       </w:pPr>
-      <w:r>
-        <w:rPr>
-          <w:sz w:val="22"/>
-          <w:szCs w:val="22"/>
-        </w:rPr>
-        <w:t>LearnMate™ for Medical Training</w:t>
+      <w:proofErr w:type="spellStart"/>
+      <w:r>
+        <w:rPr>
+          <w:sz w:val="22"/>
+          <w:szCs w:val="22"/>
+        </w:rPr>
+        <w:t>LearnMate</w:t>
+      </w:r>
+      <w:proofErr w:type="spellEnd"/>
+      <w:r>
+        <w:rPr>
+          <w:sz w:val="22"/>
+          <w:szCs w:val="22"/>
+        </w:rPr>
+        <w:t>™ for Medical Training</w:t>
       </w:r>
     </w:p>
     <w:p>
@@ -3606,6 +3689,7 @@
           <w:sz w:val="22"/>
           <w:szCs w:val="22"/>
         </w:rPr>
+        <w:lastRenderedPageBreak/>
         <w:t>Deliver faster, more responsive, and more accessible patient interactions through intelligent healthcare communication systems.</w:t>
       </w:r>
     </w:p>
@@ -3720,12 +3804,21 @@
           <w:szCs w:val="22"/>
         </w:rPr>
       </w:pPr>
-      <w:r>
-        <w:rPr>
-          <w:sz w:val="22"/>
-          <w:szCs w:val="22"/>
-        </w:rPr>
-        <w:t>SmartTalk™ for Consumer Services</w:t>
+      <w:proofErr w:type="spellStart"/>
+      <w:r>
+        <w:rPr>
+          <w:sz w:val="22"/>
+          <w:szCs w:val="22"/>
+        </w:rPr>
+        <w:t>SmartTalk</w:t>
+      </w:r>
+      <w:proofErr w:type="spellEnd"/>
+      <w:r>
+        <w:rPr>
+          <w:sz w:val="22"/>
+          <w:szCs w:val="22"/>
+        </w:rPr>
+        <w:t>™ for Consumer Services</w:t>
       </w:r>
     </w:p>
     <w:p>
@@ -4008,12 +4101,21 @@
           <w:szCs w:val="22"/>
         </w:rPr>
       </w:pPr>
-      <w:r>
-        <w:rPr>
-          <w:sz w:val="22"/>
-          <w:szCs w:val="22"/>
-        </w:rPr>
-        <w:t>WorkSyn™ for Consumer Service Operations</w:t>
+      <w:proofErr w:type="spellStart"/>
+      <w:r>
+        <w:rPr>
+          <w:sz w:val="22"/>
+          <w:szCs w:val="22"/>
+        </w:rPr>
+        <w:t>WorkSyn</w:t>
+      </w:r>
+      <w:proofErr w:type="spellEnd"/>
+      <w:r>
+        <w:rPr>
+          <w:sz w:val="22"/>
+          <w:szCs w:val="22"/>
+        </w:rPr>
+        <w:t>™ for Consumer Service Operations</w:t>
       </w:r>
     </w:p>
     <w:p>
@@ -4139,6 +4241,7 @@
           <w:sz w:val="22"/>
           <w:szCs w:val="22"/>
         </w:rPr>
+        <w:lastRenderedPageBreak/>
         <w:t>Operational Task Routing</w:t>
       </w:r>
     </w:p>
@@ -4240,12 +4343,21 @@
           <w:szCs w:val="22"/>
         </w:rPr>
       </w:pPr>
-      <w:r>
-        <w:rPr>
-          <w:sz w:val="22"/>
-          <w:szCs w:val="22"/>
-        </w:rPr>
-        <w:t>DriveFlow™ for Service Coordination</w:t>
+      <w:proofErr w:type="spellStart"/>
+      <w:r>
+        <w:rPr>
+          <w:sz w:val="22"/>
+          <w:szCs w:val="22"/>
+        </w:rPr>
+        <w:t>DriveFlow</w:t>
+      </w:r>
+      <w:proofErr w:type="spellEnd"/>
+      <w:r>
+        <w:rPr>
+          <w:sz w:val="22"/>
+          <w:szCs w:val="22"/>
+        </w:rPr>
+        <w:t>™ for Service Coordination</w:t>
       </w:r>
     </w:p>
     <w:p>
@@ -4678,6 +4790,7 @@
           <w:szCs w:val="22"/>
           <w:highlight w:val="yellow"/>
         </w:rPr>
+        <w:lastRenderedPageBreak/>
         <w:t>Recruitment &amp; Staffing</w:t>
       </w:r>
     </w:p>
@@ -4753,12 +4866,21 @@
           <w:szCs w:val="22"/>
         </w:rPr>
       </w:pPr>
-      <w:r>
-        <w:rPr>
-          <w:sz w:val="22"/>
-          <w:szCs w:val="22"/>
-        </w:rPr>
-        <w:t>SmartTalk™ for Recruitment</w:t>
+      <w:proofErr w:type="spellStart"/>
+      <w:r>
+        <w:rPr>
+          <w:sz w:val="22"/>
+          <w:szCs w:val="22"/>
+        </w:rPr>
+        <w:t>SmartTalk</w:t>
+      </w:r>
+      <w:proofErr w:type="spellEnd"/>
+      <w:r>
+        <w:rPr>
+          <w:sz w:val="22"/>
+          <w:szCs w:val="22"/>
+        </w:rPr>
+        <w:t>™ for Recruitment</w:t>
       </w:r>
     </w:p>
     <w:p>
@@ -5021,12 +5143,21 @@
           <w:szCs w:val="22"/>
         </w:rPr>
       </w:pPr>
-      <w:r>
-        <w:rPr>
-          <w:sz w:val="22"/>
-          <w:szCs w:val="22"/>
-        </w:rPr>
-        <w:t>WorkSyn™ for Staffing Operations</w:t>
+      <w:proofErr w:type="spellStart"/>
+      <w:r>
+        <w:rPr>
+          <w:sz w:val="22"/>
+          <w:szCs w:val="22"/>
+        </w:rPr>
+        <w:t>WorkSyn</w:t>
+      </w:r>
+      <w:proofErr w:type="spellEnd"/>
+      <w:r>
+        <w:rPr>
+          <w:sz w:val="22"/>
+          <w:szCs w:val="22"/>
+        </w:rPr>
+        <w:t>™ for Staffing Operations</w:t>
       </w:r>
     </w:p>
     <w:p>
@@ -5253,12 +5384,22 @@
           <w:szCs w:val="22"/>
         </w:rPr>
       </w:pPr>
-      <w:r>
-        <w:rPr>
-          <w:sz w:val="22"/>
-          <w:szCs w:val="22"/>
-        </w:rPr>
-        <w:t>LearnMate™ for Workforce Training</w:t>
+      <w:proofErr w:type="spellStart"/>
+      <w:r>
+        <w:rPr>
+          <w:sz w:val="22"/>
+          <w:szCs w:val="22"/>
+        </w:rPr>
+        <w:lastRenderedPageBreak/>
+        <w:t>LearnMate</w:t>
+      </w:r>
+      <w:proofErr w:type="spellEnd"/>
+      <w:r>
+        <w:rPr>
+          <w:sz w:val="22"/>
+          <w:szCs w:val="22"/>
+        </w:rPr>
+        <w:t>™ for Workforce Training</w:t>
       </w:r>
     </w:p>
     <w:p>
@@ -5735,12 +5876,21 @@
           <w:szCs w:val="22"/>
         </w:rPr>
       </w:pPr>
-      <w:r>
-        <w:rPr>
-          <w:sz w:val="22"/>
-          <w:szCs w:val="22"/>
-        </w:rPr>
-        <w:t>SmartTalk™ for Real Estate</w:t>
+      <w:proofErr w:type="spellStart"/>
+      <w:r>
+        <w:rPr>
+          <w:sz w:val="22"/>
+          <w:szCs w:val="22"/>
+        </w:rPr>
+        <w:t>SmartTalk</w:t>
+      </w:r>
+      <w:proofErr w:type="spellEnd"/>
+      <w:r>
+        <w:rPr>
+          <w:sz w:val="22"/>
+          <w:szCs w:val="22"/>
+        </w:rPr>
+        <w:t>™ for Real Estate</w:t>
       </w:r>
     </w:p>
     <w:p>
@@ -5848,6 +5998,7 @@
           <w:sz w:val="22"/>
           <w:szCs w:val="22"/>
         </w:rPr>
+        <w:lastRenderedPageBreak/>
         <w:t>Provide responsive and professional communication support for incoming tenant and buyer inquiries.</w:t>
       </w:r>
     </w:p>
@@ -6003,12 +6154,21 @@
           <w:szCs w:val="22"/>
         </w:rPr>
       </w:pPr>
-      <w:r>
-        <w:rPr>
-          <w:sz w:val="22"/>
-          <w:szCs w:val="22"/>
-        </w:rPr>
-        <w:t>WorkSyn™ for Property Operations</w:t>
+      <w:proofErr w:type="spellStart"/>
+      <w:r>
+        <w:rPr>
+          <w:sz w:val="22"/>
+          <w:szCs w:val="22"/>
+        </w:rPr>
+        <w:t>WorkSyn</w:t>
+      </w:r>
+      <w:proofErr w:type="spellEnd"/>
+      <w:r>
+        <w:rPr>
+          <w:sz w:val="22"/>
+          <w:szCs w:val="22"/>
+        </w:rPr>
+        <w:t>™ for Property Operations</w:t>
       </w:r>
     </w:p>
     <w:p>
@@ -6235,12 +6395,21 @@
           <w:szCs w:val="22"/>
         </w:rPr>
       </w:pPr>
-      <w:r>
-        <w:rPr>
-          <w:sz w:val="22"/>
-          <w:szCs w:val="22"/>
-        </w:rPr>
-        <w:t>DriveFlow™ for Field Coordination</w:t>
+      <w:proofErr w:type="spellStart"/>
+      <w:r>
+        <w:rPr>
+          <w:sz w:val="22"/>
+          <w:szCs w:val="22"/>
+        </w:rPr>
+        <w:t>DriveFlow</w:t>
+      </w:r>
+      <w:proofErr w:type="spellEnd"/>
+      <w:r>
+        <w:rPr>
+          <w:sz w:val="22"/>
+          <w:szCs w:val="22"/>
+        </w:rPr>
+        <w:t>™ for Field Coordination</w:t>
       </w:r>
     </w:p>
     <w:p>
@@ -6601,6 +6770,7 @@
           <w:szCs w:val="22"/>
           <w:highlight w:val="yellow"/>
         </w:rPr>
+        <w:lastRenderedPageBreak/>
         <w:t>Restaurants &amp; Hospitality</w:t>
       </w:r>
     </w:p>
@@ -6676,12 +6846,21 @@
           <w:szCs w:val="22"/>
         </w:rPr>
       </w:pPr>
-      <w:r>
-        <w:rPr>
-          <w:sz w:val="22"/>
-          <w:szCs w:val="22"/>
-        </w:rPr>
-        <w:t>SmartTalk™ for Hospitality</w:t>
+      <w:proofErr w:type="spellStart"/>
+      <w:r>
+        <w:rPr>
+          <w:sz w:val="22"/>
+          <w:szCs w:val="22"/>
+        </w:rPr>
+        <w:t>SmartTalk</w:t>
+      </w:r>
+      <w:proofErr w:type="spellEnd"/>
+      <w:r>
+        <w:rPr>
+          <w:sz w:val="22"/>
+          <w:szCs w:val="22"/>
+        </w:rPr>
+        <w:t>™ for Hospitality</w:t>
       </w:r>
     </w:p>
     <w:p>
@@ -6944,12 +7123,21 @@
           <w:szCs w:val="22"/>
         </w:rPr>
       </w:pPr>
-      <w:r>
-        <w:rPr>
-          <w:sz w:val="22"/>
-          <w:szCs w:val="22"/>
-        </w:rPr>
-        <w:t>WorkSyn™ for Hospitality Operations</w:t>
+      <w:proofErr w:type="spellStart"/>
+      <w:r>
+        <w:rPr>
+          <w:sz w:val="22"/>
+          <w:szCs w:val="22"/>
+        </w:rPr>
+        <w:t>WorkSyn</w:t>
+      </w:r>
+      <w:proofErr w:type="spellEnd"/>
+      <w:r>
+        <w:rPr>
+          <w:sz w:val="22"/>
+          <w:szCs w:val="22"/>
+        </w:rPr>
+        <w:t>™ for Hospitality Operations</w:t>
       </w:r>
     </w:p>
     <w:p>
@@ -7140,12 +7328,21 @@
           <w:szCs w:val="22"/>
         </w:rPr>
       </w:pPr>
-      <w:r>
-        <w:rPr>
-          <w:sz w:val="22"/>
-          <w:szCs w:val="22"/>
-        </w:rPr>
-        <w:t>DriveFlow™ for Service Coordination</w:t>
+      <w:proofErr w:type="spellStart"/>
+      <w:r>
+        <w:rPr>
+          <w:sz w:val="22"/>
+          <w:szCs w:val="22"/>
+        </w:rPr>
+        <w:t>DriveFlow</w:t>
+      </w:r>
+      <w:proofErr w:type="spellEnd"/>
+      <w:r>
+        <w:rPr>
+          <w:sz w:val="22"/>
+          <w:szCs w:val="22"/>
+        </w:rPr>
+        <w:t>™ for Service Coordination</w:t>
       </w:r>
     </w:p>
     <w:p>
@@ -7269,6 +7466,7 @@
           <w:sz w:val="22"/>
           <w:szCs w:val="22"/>
         </w:rPr>
+        <w:lastRenderedPageBreak/>
         <w:t>Benefits</w:t>
       </w:r>
     </w:p>
@@ -7545,12 +7743,21 @@
           <w:szCs w:val="22"/>
         </w:rPr>
       </w:pPr>
-      <w:r>
-        <w:rPr>
-          <w:sz w:val="22"/>
-          <w:szCs w:val="22"/>
-        </w:rPr>
-        <w:t>SmartTalk™ for Customer Communication</w:t>
+      <w:proofErr w:type="spellStart"/>
+      <w:r>
+        <w:rPr>
+          <w:sz w:val="22"/>
+          <w:szCs w:val="22"/>
+        </w:rPr>
+        <w:t>SmartTalk</w:t>
+      </w:r>
+      <w:proofErr w:type="spellEnd"/>
+      <w:r>
+        <w:rPr>
+          <w:sz w:val="22"/>
+          <w:szCs w:val="22"/>
+        </w:rPr>
+        <w:t>™ for Customer Communication</w:t>
       </w:r>
     </w:p>
     <w:p>
@@ -7921,12 +8128,22 @@
           <w:szCs w:val="22"/>
         </w:rPr>
       </w:pPr>
-      <w:r>
-        <w:rPr>
-          <w:sz w:val="22"/>
-          <w:szCs w:val="22"/>
-        </w:rPr>
-        <w:t>WorkSyn™ for Service Operations</w:t>
+      <w:proofErr w:type="spellStart"/>
+      <w:r>
+        <w:rPr>
+          <w:sz w:val="22"/>
+          <w:szCs w:val="22"/>
+        </w:rPr>
+        <w:lastRenderedPageBreak/>
+        <w:t>WorkSyn</w:t>
+      </w:r>
+      <w:proofErr w:type="spellEnd"/>
+      <w:r>
+        <w:rPr>
+          <w:sz w:val="22"/>
+          <w:szCs w:val="22"/>
+        </w:rPr>
+        <w:t>™ for Service Operations</w:t>
       </w:r>
     </w:p>
     <w:p>
@@ -8539,6 +8756,7 @@
           <w:szCs w:val="22"/>
           <w:highlight w:val="yellow"/>
         </w:rPr>
+        <w:lastRenderedPageBreak/>
         <w:t>Schools &amp; Educational Institutions</w:t>
       </w:r>
     </w:p>
@@ -8614,12 +8832,21 @@
           <w:szCs w:val="22"/>
         </w:rPr>
       </w:pPr>
-      <w:r>
-        <w:rPr>
-          <w:sz w:val="22"/>
-          <w:szCs w:val="22"/>
-        </w:rPr>
-        <w:t>LearnMate™ for Education &amp; Learning</w:t>
+      <w:proofErr w:type="spellStart"/>
+      <w:r>
+        <w:rPr>
+          <w:sz w:val="22"/>
+          <w:szCs w:val="22"/>
+        </w:rPr>
+        <w:t>LearnMate</w:t>
+      </w:r>
+      <w:proofErr w:type="spellEnd"/>
+      <w:r>
+        <w:rPr>
+          <w:sz w:val="22"/>
+          <w:szCs w:val="22"/>
+        </w:rPr>
+        <w:t>™ for Education &amp; Learning</w:t>
       </w:r>
     </w:p>
     <w:p>
@@ -8918,12 +9145,21 @@
           <w:szCs w:val="22"/>
         </w:rPr>
       </w:pPr>
-      <w:r>
-        <w:rPr>
-          <w:sz w:val="22"/>
-          <w:szCs w:val="22"/>
-        </w:rPr>
-        <w:t>SmartTalk™ for Educational Communication</w:t>
+      <w:proofErr w:type="spellStart"/>
+      <w:r>
+        <w:rPr>
+          <w:sz w:val="22"/>
+          <w:szCs w:val="22"/>
+        </w:rPr>
+        <w:t>SmartTalk</w:t>
+      </w:r>
+      <w:proofErr w:type="spellEnd"/>
+      <w:r>
+        <w:rPr>
+          <w:sz w:val="22"/>
+          <w:szCs w:val="22"/>
+        </w:rPr>
+        <w:t>™ for Educational Communication</w:t>
       </w:r>
     </w:p>
     <w:p>
@@ -9093,6 +9329,7 @@
           <w:sz w:val="22"/>
           <w:szCs w:val="22"/>
         </w:rPr>
+        <w:lastRenderedPageBreak/>
         <w:t>Provide instant answers to common questions regarding school operations, admissions, tuition, and institutional policies.</w:t>
       </w:r>
     </w:p>
@@ -9216,12 +9453,21 @@
           <w:szCs w:val="22"/>
         </w:rPr>
       </w:pPr>
-      <w:r>
-        <w:rPr>
-          <w:sz w:val="22"/>
-          <w:szCs w:val="22"/>
-        </w:rPr>
-        <w:t>WorkSyn™ for Academic Operations</w:t>
+      <w:proofErr w:type="spellStart"/>
+      <w:r>
+        <w:rPr>
+          <w:sz w:val="22"/>
+          <w:szCs w:val="22"/>
+        </w:rPr>
+        <w:t>WorkSyn</w:t>
+      </w:r>
+      <w:proofErr w:type="spellEnd"/>
+      <w:r>
+        <w:rPr>
+          <w:sz w:val="22"/>
+          <w:szCs w:val="22"/>
+        </w:rPr>
+        <w:t>™ for Academic Operations</w:t>
       </w:r>
     </w:p>
     <w:p>
@@ -9797,6 +10043,7 @@
           <w:sz w:val="22"/>
           <w:szCs w:val="22"/>
         </w:rPr>
+        <w:lastRenderedPageBreak/>
         <w:t>Help institutions manage growing communication and operational demands more efficiently through intelligent automation.</w:t>
       </w:r>
     </w:p>
@@ -9888,12 +10135,21 @@
           <w:szCs w:val="22"/>
         </w:rPr>
       </w:pPr>
-      <w:r>
-        <w:rPr>
-          <w:sz w:val="22"/>
-          <w:szCs w:val="22"/>
-        </w:rPr>
-        <w:t>DriveFlow™ for Logistics Operations</w:t>
+      <w:proofErr w:type="spellStart"/>
+      <w:r>
+        <w:rPr>
+          <w:sz w:val="22"/>
+          <w:szCs w:val="22"/>
+        </w:rPr>
+        <w:t>DriveFlow</w:t>
+      </w:r>
+      <w:proofErr w:type="spellEnd"/>
+      <w:r>
+        <w:rPr>
+          <w:sz w:val="22"/>
+          <w:szCs w:val="22"/>
+        </w:rPr>
+        <w:t>™ for Logistics Operations</w:t>
       </w:r>
     </w:p>
     <w:p>
@@ -10186,8 +10442,11 @@
     </w:p>
     <w:p>
       <w:r>
-        <w:pict w14:anchorId="0452DFE2">
-          <v:rect id="_x0000_i1214" style="width:0;height:1.5pt" o:hralign="center" o:hrstd="t" o:hr="t" fillcolor="#a0a0a0" stroked="f"/>
+        <w:rPr>
+          <w:noProof/>
+        </w:rPr>
+        <w:pict w14:anchorId="549F8494">
+          <v:rect id="_x0000_i1038" alt="" style="width:468pt;height:.05pt;mso-width-percent:0;mso-height-percent:0;mso-width-percent:0;mso-height-percent:0" o:hralign="center" o:hrstd="t" o:hr="t" fillcolor="#a0a0a0" stroked="f"/>
         </w:pict>
       </w:r>
     </w:p>
@@ -10199,12 +10458,21 @@
           <w:szCs w:val="22"/>
         </w:rPr>
       </w:pPr>
-      <w:r>
-        <w:rPr>
-          <w:sz w:val="22"/>
-          <w:szCs w:val="22"/>
-        </w:rPr>
-        <w:t>WorkSyn™ for Operational Automation</w:t>
+      <w:proofErr w:type="spellStart"/>
+      <w:r>
+        <w:rPr>
+          <w:sz w:val="22"/>
+          <w:szCs w:val="22"/>
+        </w:rPr>
+        <w:t>WorkSyn</w:t>
+      </w:r>
+      <w:proofErr w:type="spellEnd"/>
+      <w:r>
+        <w:rPr>
+          <w:sz w:val="22"/>
+          <w:szCs w:val="22"/>
+        </w:rPr>
+        <w:t>™ for Operational Automation</w:t>
       </w:r>
     </w:p>
     <w:p>
@@ -10330,6 +10598,7 @@
           <w:sz w:val="22"/>
           <w:szCs w:val="22"/>
         </w:rPr>
+        <w:lastRenderedPageBreak/>
         <w:t>Reporting &amp; Operational Visibility</w:t>
       </w:r>
     </w:p>
@@ -10501,8 +10770,11 @@
         <w:jc w:val="both"/>
       </w:pPr>
       <w:r>
-        <w:pict w14:anchorId="7A6384B0">
-          <v:rect id="_x0000_i1215" style="width:0;height:1.5pt" o:hralign="center" o:hrstd="t" o:hr="t" fillcolor="#a0a0a0" stroked="f"/>
+        <w:rPr>
+          <w:noProof/>
+        </w:rPr>
+        <w:pict w14:anchorId="19DE027D">
+          <v:rect id="_x0000_i1037" alt="" style="width:468pt;height:.05pt;mso-width-percent:0;mso-height-percent:0;mso-width-percent:0;mso-height-percent:0" o:hralign="center" o:hrstd="t" o:hr="t" fillcolor="#a0a0a0" stroked="f"/>
         </w:pict>
       </w:r>
     </w:p>
@@ -10514,12 +10786,21 @@
           <w:szCs w:val="22"/>
         </w:rPr>
       </w:pPr>
-      <w:r>
-        <w:rPr>
-          <w:sz w:val="22"/>
-          <w:szCs w:val="22"/>
-        </w:rPr>
-        <w:t>SmartTalk™ for Customer &amp; Operational Communication</w:t>
+      <w:proofErr w:type="spellStart"/>
+      <w:r>
+        <w:rPr>
+          <w:sz w:val="22"/>
+          <w:szCs w:val="22"/>
+        </w:rPr>
+        <w:t>SmartTalk</w:t>
+      </w:r>
+      <w:proofErr w:type="spellEnd"/>
+      <w:r>
+        <w:rPr>
+          <w:sz w:val="22"/>
+          <w:szCs w:val="22"/>
+        </w:rPr>
+        <w:t>™ for Customer &amp; Operational Communication</w:t>
       </w:r>
     </w:p>
     <w:p>
@@ -11003,6 +11284,7 @@
           <w:sz w:val="22"/>
           <w:szCs w:val="22"/>
         </w:rPr>
+        <w:lastRenderedPageBreak/>
         <w:t>Automate repetitive operational tasks and coordination activities to improve workforce productivity.</w:t>
       </w:r>
     </w:p>
@@ -11127,14 +11409,7 @@
           <w:sz w:val="22"/>
           <w:szCs w:val="22"/>
         </w:rPr>
-        <w:t>New Section</w:t>
-      </w:r>
-      <w:r>
-        <w:rPr>
-          <w:sz w:val="22"/>
-          <w:szCs w:val="22"/>
-        </w:rPr>
-        <w:t>:</w:t>
+        <w:t>New Section:</w:t>
       </w:r>
     </w:p>
     <w:p>
@@ -11150,14 +11425,7 @@
           <w:sz w:val="22"/>
           <w:szCs w:val="22"/>
         </w:rPr>
-        <w:t>“Solutions”</w:t>
-      </w:r>
-      <w:r>
-        <w:rPr>
-          <w:sz w:val="22"/>
-          <w:szCs w:val="22"/>
-        </w:rPr>
-        <w:t xml:space="preserve"> (if we can add 2-3 videos on problem and then how AI reception/ workflow automation solved the problem)</w:t>
+        <w:t>“Solutions” (if we can add 2-3 videos on problem and then how AI reception/ workflow automation solved the problem)</w:t>
       </w:r>
     </w:p>
     <w:p>
@@ -11169,7 +11437,7 @@
           <w:b/>
           <w:bCs/>
           <w:kern w:val="0"/>
-          <w:lang w:val="en-PK" w:eastAsia="en-PK"/>
+          <w:lang/>
           <w14:ligatures w14:val="none"/>
         </w:rPr>
       </w:pPr>
@@ -11179,7 +11447,7 @@
           <w:b/>
           <w:bCs/>
           <w:kern w:val="0"/>
-          <w:lang w:val="en-PK" w:eastAsia="en-PK"/>
+          <w:lang/>
           <w14:ligatures w14:val="none"/>
         </w:rPr>
         <w:t>Example Solutions:</w:t>
@@ -11195,7 +11463,7 @@
         <w:rPr>
           <w:rFonts w:ascii="Times New Roman" w:eastAsia="Times New Roman" w:hAnsi="Times New Roman" w:cs="Times New Roman"/>
           <w:kern w:val="0"/>
-          <w:lang w:val="en-PK" w:eastAsia="en-PK"/>
+          <w:lang/>
           <w14:ligatures w14:val="none"/>
         </w:rPr>
       </w:pPr>
@@ -11203,7 +11471,7 @@
         <w:rPr>
           <w:rFonts w:ascii="Times New Roman" w:eastAsia="Times New Roman" w:hAnsi="Times New Roman" w:cs="Times New Roman"/>
           <w:kern w:val="0"/>
-          <w:lang w:val="en-PK" w:eastAsia="en-PK"/>
+          <w:lang/>
           <w14:ligatures w14:val="none"/>
         </w:rPr>
         <w:t xml:space="preserve">AI Reception &amp; Call Handling </w:t>
@@ -11219,7 +11487,7 @@
         <w:rPr>
           <w:rFonts w:ascii="Times New Roman" w:eastAsia="Times New Roman" w:hAnsi="Times New Roman" w:cs="Times New Roman"/>
           <w:kern w:val="0"/>
-          <w:lang w:val="en-PK" w:eastAsia="en-PK"/>
+          <w:lang/>
           <w14:ligatures w14:val="none"/>
         </w:rPr>
       </w:pPr>
@@ -11227,7 +11495,7 @@
         <w:rPr>
           <w:rFonts w:ascii="Times New Roman" w:eastAsia="Times New Roman" w:hAnsi="Times New Roman" w:cs="Times New Roman"/>
           <w:kern w:val="0"/>
-          <w:lang w:val="en-PK" w:eastAsia="en-PK"/>
+          <w:lang/>
           <w14:ligatures w14:val="none"/>
         </w:rPr>
         <w:t xml:space="preserve">AI Appointment Management </w:t>
@@ -11243,7 +11511,7 @@
         <w:rPr>
           <w:rFonts w:ascii="Times New Roman" w:eastAsia="Times New Roman" w:hAnsi="Times New Roman" w:cs="Times New Roman"/>
           <w:kern w:val="0"/>
-          <w:lang w:val="en-PK" w:eastAsia="en-PK"/>
+          <w:lang/>
           <w14:ligatures w14:val="none"/>
         </w:rPr>
       </w:pPr>
@@ -11251,7 +11519,7 @@
         <w:rPr>
           <w:rFonts w:ascii="Times New Roman" w:eastAsia="Times New Roman" w:hAnsi="Times New Roman" w:cs="Times New Roman"/>
           <w:kern w:val="0"/>
-          <w:lang w:val="en-PK" w:eastAsia="en-PK"/>
+          <w:lang/>
           <w14:ligatures w14:val="none"/>
         </w:rPr>
         <w:t xml:space="preserve">AI Lead Qualification </w:t>
@@ -11267,7 +11535,7 @@
         <w:rPr>
           <w:rFonts w:ascii="Times New Roman" w:eastAsia="Times New Roman" w:hAnsi="Times New Roman" w:cs="Times New Roman"/>
           <w:kern w:val="0"/>
-          <w:lang w:val="en-PK" w:eastAsia="en-PK"/>
+          <w:lang/>
           <w14:ligatures w14:val="none"/>
         </w:rPr>
       </w:pPr>
@@ -11275,7 +11543,7 @@
         <w:rPr>
           <w:rFonts w:ascii="Times New Roman" w:eastAsia="Times New Roman" w:hAnsi="Times New Roman" w:cs="Times New Roman"/>
           <w:kern w:val="0"/>
-          <w:lang w:val="en-PK" w:eastAsia="en-PK"/>
+          <w:lang/>
           <w14:ligatures w14:val="none"/>
         </w:rPr>
         <w:t xml:space="preserve">AI Workflow Automation </w:t>
@@ -11291,7 +11559,7 @@
         <w:rPr>
           <w:rFonts w:ascii="Times New Roman" w:eastAsia="Times New Roman" w:hAnsi="Times New Roman" w:cs="Times New Roman"/>
           <w:kern w:val="0"/>
-          <w:lang w:val="en-PK" w:eastAsia="en-PK"/>
+          <w:lang/>
           <w14:ligatures w14:val="none"/>
         </w:rPr>
       </w:pPr>
@@ -11299,7 +11567,7 @@
         <w:rPr>
           <w:rFonts w:ascii="Times New Roman" w:eastAsia="Times New Roman" w:hAnsi="Times New Roman" w:cs="Times New Roman"/>
           <w:kern w:val="0"/>
-          <w:lang w:val="en-PK" w:eastAsia="en-PK"/>
+          <w:lang/>
           <w14:ligatures w14:val="none"/>
         </w:rPr>
         <w:t xml:space="preserve">AI Support Systems </w:t>
@@ -11315,7 +11583,7 @@
         <w:rPr>
           <w:rFonts w:ascii="Times New Roman" w:eastAsia="Times New Roman" w:hAnsi="Times New Roman" w:cs="Times New Roman"/>
           <w:kern w:val="0"/>
-          <w:lang w:val="en-PK" w:eastAsia="en-PK"/>
+          <w:lang/>
           <w14:ligatures w14:val="none"/>
         </w:rPr>
       </w:pPr>
@@ -11323,7 +11591,7 @@
         <w:rPr>
           <w:rFonts w:ascii="Times New Roman" w:eastAsia="Times New Roman" w:hAnsi="Times New Roman" w:cs="Times New Roman"/>
           <w:kern w:val="0"/>
-          <w:lang w:val="en-PK" w:eastAsia="en-PK"/>
+          <w:lang/>
           <w14:ligatures w14:val="none"/>
         </w:rPr>
         <w:t xml:space="preserve">AI Communication Management </w:t>
@@ -11339,7 +11607,7 @@
         <w:rPr>
           <w:rFonts w:ascii="Times New Roman" w:eastAsia="Times New Roman" w:hAnsi="Times New Roman" w:cs="Times New Roman"/>
           <w:kern w:val="0"/>
-          <w:lang w:val="en-PK" w:eastAsia="en-PK"/>
+          <w:lang/>
           <w14:ligatures w14:val="none"/>
         </w:rPr>
       </w:pPr>
@@ -11347,7 +11615,7 @@
         <w:rPr>
           <w:rFonts w:ascii="Times New Roman" w:eastAsia="Times New Roman" w:hAnsi="Times New Roman" w:cs="Times New Roman"/>
           <w:kern w:val="0"/>
-          <w:lang w:val="en-PK" w:eastAsia="en-PK"/>
+          <w:lang/>
           <w14:ligatures w14:val="none"/>
         </w:rPr>
         <w:t xml:space="preserve">AI Scheduling Systems </w:t>
@@ -11363,7 +11631,7 @@
         <w:rPr>
           <w:rFonts w:ascii="Times New Roman" w:eastAsia="Times New Roman" w:hAnsi="Times New Roman" w:cs="Times New Roman"/>
           <w:kern w:val="0"/>
-          <w:lang w:val="en-PK" w:eastAsia="en-PK"/>
+          <w:lang/>
           <w14:ligatures w14:val="none"/>
         </w:rPr>
       </w:pPr>
@@ -11371,7 +11639,7 @@
         <w:rPr>
           <w:rFonts w:ascii="Times New Roman" w:eastAsia="Times New Roman" w:hAnsi="Times New Roman" w:cs="Times New Roman"/>
           <w:kern w:val="0"/>
-          <w:lang w:val="en-PK" w:eastAsia="en-PK"/>
+          <w:lang/>
           <w14:ligatures w14:val="none"/>
         </w:rPr>
         <w:t>AI Operational Assistance</w:t>
@@ -11379,24 +11647,12 @@
     </w:p>
     <w:p>
       <w:r>
-        <w:t>Works With Your Existing Business Systems</w:t>
-      </w:r>
-      <w:r>
-        <w:t xml:space="preserve"> – INTEGRATIONS:</w:t>
-      </w:r>
-    </w:p>
-    <w:p>
-      <w:r>
-        <w:t>Cross</w:t>
-      </w:r>
-      <w:r>
-        <w:t xml:space="preserve"> </w:t>
-      </w:r>
-      <w:r>
-        <w:t>Flows Synergy solutions are designed to integrate with your existing communication platforms, scheduling systems, CRMs, operational tools, and business workflows helping you modernize operations without disrupting your infrastructure.</w:t>
-      </w:r>
-      <w:r>
-        <w:t xml:space="preserve"> </w:t>
+        <w:t>Works With Your Existing Business Systems – INTEGRATIONS:</w:t>
+      </w:r>
+    </w:p>
+    <w:p>
+      <w:r>
+        <w:t xml:space="preserve">Cross Flows Synergy solutions are designed to integrate with your existing communication platforms, scheduling systems, CRMs, operational tools, and business workflows helping you modernize operations without disrupting your infrastructure. </w:t>
       </w:r>
     </w:p>
     <w:p>
@@ -11408,7 +11664,7 @@
           <w:b/>
           <w:bCs/>
           <w:kern w:val="0"/>
-          <w:lang w:val="en-PK" w:eastAsia="en-PK"/>
+          <w:lang/>
           <w14:ligatures w14:val="none"/>
         </w:rPr>
       </w:pPr>
@@ -11418,7 +11674,7 @@
           <w:b/>
           <w:bCs/>
           <w:kern w:val="0"/>
-          <w:lang w:val="en-PK" w:eastAsia="en-PK"/>
+          <w:lang/>
           <w14:ligatures w14:val="none"/>
         </w:rPr>
         <w:t>Include logos for:</w:t>
@@ -11434,7 +11690,7 @@
         <w:rPr>
           <w:rFonts w:ascii="Times New Roman" w:eastAsia="Times New Roman" w:hAnsi="Times New Roman" w:cs="Times New Roman"/>
           <w:kern w:val="0"/>
-          <w:lang w:val="en-PK" w:eastAsia="en-PK"/>
+          <w:lang/>
           <w14:ligatures w14:val="none"/>
         </w:rPr>
       </w:pPr>
@@ -11442,7 +11698,7 @@
         <w:rPr>
           <w:rFonts w:ascii="Times New Roman" w:eastAsia="Times New Roman" w:hAnsi="Times New Roman" w:cs="Times New Roman"/>
           <w:kern w:val="0"/>
-          <w:lang w:val="en-PK" w:eastAsia="en-PK"/>
+          <w:lang/>
           <w14:ligatures w14:val="none"/>
         </w:rPr>
         <w:t xml:space="preserve">Salesforce </w:t>
@@ -11458,7 +11714,7 @@
         <w:rPr>
           <w:rFonts w:ascii="Times New Roman" w:eastAsia="Times New Roman" w:hAnsi="Times New Roman" w:cs="Times New Roman"/>
           <w:kern w:val="0"/>
-          <w:lang w:val="en-PK" w:eastAsia="en-PK"/>
+          <w:lang/>
           <w14:ligatures w14:val="none"/>
         </w:rPr>
       </w:pPr>
@@ -11466,7 +11722,7 @@
         <w:rPr>
           <w:rFonts w:ascii="Times New Roman" w:eastAsia="Times New Roman" w:hAnsi="Times New Roman" w:cs="Times New Roman"/>
           <w:kern w:val="0"/>
-          <w:lang w:val="en-PK" w:eastAsia="en-PK"/>
+          <w:lang/>
           <w14:ligatures w14:val="none"/>
         </w:rPr>
         <w:t xml:space="preserve">HubSpot </w:t>
@@ -11482,7 +11738,7 @@
         <w:rPr>
           <w:rFonts w:ascii="Times New Roman" w:eastAsia="Times New Roman" w:hAnsi="Times New Roman" w:cs="Times New Roman"/>
           <w:kern w:val="0"/>
-          <w:lang w:val="en-PK" w:eastAsia="en-PK"/>
+          <w:lang/>
           <w14:ligatures w14:val="none"/>
         </w:rPr>
       </w:pPr>
@@ -11490,7 +11746,7 @@
         <w:rPr>
           <w:rFonts w:ascii="Times New Roman" w:eastAsia="Times New Roman" w:hAnsi="Times New Roman" w:cs="Times New Roman"/>
           <w:kern w:val="0"/>
-          <w:lang w:val="en-PK" w:eastAsia="en-PK"/>
+          <w:lang/>
           <w14:ligatures w14:val="none"/>
         </w:rPr>
         <w:t xml:space="preserve">Microsoft Teams </w:t>
@@ -11506,7 +11762,7 @@
         <w:rPr>
           <w:rFonts w:ascii="Times New Roman" w:eastAsia="Times New Roman" w:hAnsi="Times New Roman" w:cs="Times New Roman"/>
           <w:kern w:val="0"/>
-          <w:lang w:val="en-PK" w:eastAsia="en-PK"/>
+          <w:lang/>
           <w14:ligatures w14:val="none"/>
         </w:rPr>
       </w:pPr>
@@ -11514,7 +11770,7 @@
         <w:rPr>
           <w:rFonts w:ascii="Times New Roman" w:eastAsia="Times New Roman" w:hAnsi="Times New Roman" w:cs="Times New Roman"/>
           <w:kern w:val="0"/>
-          <w:lang w:val="en-PK" w:eastAsia="en-PK"/>
+          <w:lang/>
           <w14:ligatures w14:val="none"/>
         </w:rPr>
         <w:t xml:space="preserve">Google Calendar </w:t>
@@ -11530,7 +11786,7 @@
         <w:rPr>
           <w:rFonts w:ascii="Times New Roman" w:eastAsia="Times New Roman" w:hAnsi="Times New Roman" w:cs="Times New Roman"/>
           <w:kern w:val="0"/>
-          <w:lang w:val="en-PK" w:eastAsia="en-PK"/>
+          <w:lang/>
           <w14:ligatures w14:val="none"/>
         </w:rPr>
       </w:pPr>
@@ -11538,7 +11794,7 @@
         <w:rPr>
           <w:rFonts w:ascii="Times New Roman" w:eastAsia="Times New Roman" w:hAnsi="Times New Roman" w:cs="Times New Roman"/>
           <w:kern w:val="0"/>
-          <w:lang w:val="en-PK" w:eastAsia="en-PK"/>
+          <w:lang/>
           <w14:ligatures w14:val="none"/>
         </w:rPr>
         <w:t xml:space="preserve">Twilio </w:t>
@@ -11554,7 +11810,7 @@
         <w:rPr>
           <w:rFonts w:ascii="Times New Roman" w:eastAsia="Times New Roman" w:hAnsi="Times New Roman" w:cs="Times New Roman"/>
           <w:kern w:val="0"/>
-          <w:lang w:val="en-PK" w:eastAsia="en-PK"/>
+          <w:lang/>
           <w14:ligatures w14:val="none"/>
         </w:rPr>
       </w:pPr>
@@ -11562,7 +11818,7 @@
         <w:rPr>
           <w:rFonts w:ascii="Times New Roman" w:eastAsia="Times New Roman" w:hAnsi="Times New Roman" w:cs="Times New Roman"/>
           <w:kern w:val="0"/>
-          <w:lang w:val="en-PK" w:eastAsia="en-PK"/>
+          <w:lang/>
           <w14:ligatures w14:val="none"/>
         </w:rPr>
         <w:t xml:space="preserve">Zoho </w:t>
@@ -11578,7 +11834,7 @@
         <w:rPr>
           <w:rFonts w:ascii="Times New Roman" w:eastAsia="Times New Roman" w:hAnsi="Times New Roman" w:cs="Times New Roman"/>
           <w:kern w:val="0"/>
-          <w:lang w:val="en-PK" w:eastAsia="en-PK"/>
+          <w:lang/>
           <w14:ligatures w14:val="none"/>
         </w:rPr>
       </w:pPr>
@@ -11586,7 +11842,7 @@
         <w:rPr>
           <w:rFonts w:ascii="Times New Roman" w:eastAsia="Times New Roman" w:hAnsi="Times New Roman" w:cs="Times New Roman"/>
           <w:kern w:val="0"/>
-          <w:lang w:val="en-PK" w:eastAsia="en-PK"/>
+          <w:lang/>
           <w14:ligatures w14:val="none"/>
         </w:rPr>
         <w:t xml:space="preserve">Slack </w:t>
@@ -11602,7 +11858,7 @@
         <w:rPr>
           <w:rFonts w:ascii="Times New Roman" w:eastAsia="Times New Roman" w:hAnsi="Times New Roman" w:cs="Times New Roman"/>
           <w:kern w:val="0"/>
-          <w:lang w:val="en-PK" w:eastAsia="en-PK"/>
+          <w:lang/>
           <w14:ligatures w14:val="none"/>
         </w:rPr>
       </w:pPr>
@@ -11610,7 +11866,7 @@
         <w:rPr>
           <w:rFonts w:ascii="Times New Roman" w:eastAsia="Times New Roman" w:hAnsi="Times New Roman" w:cs="Times New Roman"/>
           <w:kern w:val="0"/>
-          <w:lang w:val="en-PK" w:eastAsia="en-PK"/>
+          <w:lang/>
           <w14:ligatures w14:val="none"/>
         </w:rPr>
         <w:t xml:space="preserve">CRMs </w:t>
@@ -11626,7 +11882,7 @@
         <w:rPr>
           <w:rFonts w:ascii="Times New Roman" w:eastAsia="Times New Roman" w:hAnsi="Times New Roman" w:cs="Times New Roman"/>
           <w:kern w:val="0"/>
-          <w:lang w:val="en-PK" w:eastAsia="en-PK"/>
+          <w:lang/>
           <w14:ligatures w14:val="none"/>
         </w:rPr>
       </w:pPr>
@@ -11634,7 +11890,7 @@
         <w:rPr>
           <w:rFonts w:ascii="Times New Roman" w:eastAsia="Times New Roman" w:hAnsi="Times New Roman" w:cs="Times New Roman"/>
           <w:kern w:val="0"/>
-          <w:lang w:val="en-PK" w:eastAsia="en-PK"/>
+          <w:lang/>
           <w14:ligatures w14:val="none"/>
         </w:rPr>
         <w:t>Scheduling platforms</w:t>
@@ -11645,10 +11901,7 @@
         <w:spacing w:before="100" w:beforeAutospacing="1" w:after="100" w:afterAutospacing="1" w:line="240" w:lineRule="auto"/>
       </w:pPr>
       <w:r>
-        <w:t>Add “Insights &amp; Analytics” Section</w:t>
-      </w:r>
-      <w:r>
-        <w:t>:</w:t>
+        <w:t>Add “Insights &amp; Analytics” Section:</w:t>
       </w:r>
     </w:p>
     <w:p>
@@ -11664,21 +11917,23 @@
           <w:sz w:val="22"/>
           <w:szCs w:val="22"/>
         </w:rPr>
-        <w:t>Suggested Content</w:t>
-      </w:r>
-      <w:r>
-        <w:rPr>
-          <w:sz w:val="22"/>
-          <w:szCs w:val="22"/>
-        </w:rPr>
-        <w:t xml:space="preserve"> </w:t>
-      </w:r>
-      <w:r>
-        <w:rPr>
-          <w:sz w:val="22"/>
-          <w:szCs w:val="22"/>
-        </w:rPr>
-        <w:t>Turn Conversations Into Business Intelligence</w:t>
+        <w:t xml:space="preserve">Suggested Content Turn Conversations </w:t>
+      </w:r>
+      <w:proofErr w:type="gramStart"/>
+      <w:r>
+        <w:rPr>
+          <w:sz w:val="22"/>
+          <w:szCs w:val="22"/>
+        </w:rPr>
+        <w:t>Into</w:t>
+      </w:r>
+      <w:proofErr w:type="gramEnd"/>
+      <w:r>
+        <w:rPr>
+          <w:sz w:val="22"/>
+          <w:szCs w:val="22"/>
+        </w:rPr>
+        <w:t xml:space="preserve"> Business Intelligence</w:t>
       </w:r>
     </w:p>
     <w:p>
@@ -11710,6 +11965,7 @@
           <w:sz w:val="22"/>
           <w:szCs w:val="22"/>
         </w:rPr>
+        <w:lastRenderedPageBreak/>
         <w:t>Benefits:</w:t>
       </w:r>
     </w:p>
@@ -11798,32 +12054,28 @@
           <w:sz w:val="22"/>
           <w:szCs w:val="22"/>
         </w:rPr>
-        <w:t>Suggested Content</w:t>
-      </w:r>
-      <w:r>
-        <w:rPr>
-          <w:sz w:val="22"/>
-          <w:szCs w:val="22"/>
-        </w:rPr>
-        <w:t xml:space="preserve">: </w:t>
-      </w:r>
-      <w:r>
-        <w:rPr>
-          <w:sz w:val="22"/>
-          <w:szCs w:val="22"/>
-        </w:rPr>
-        <w:t>Built With Security, Reliability &amp; Business Trust In Mind</w:t>
-      </w:r>
-    </w:p>
-    <w:p>
-      <w:r>
-        <w:t>Cross</w:t>
-      </w:r>
-      <w:r>
-        <w:t xml:space="preserve"> </w:t>
-      </w:r>
-      <w:r>
-        <w:t>Flows Synergy focuses on responsible AI implementation, operational reliability, workflow transparency, and secure business integrations to support modern organizations with confidence.</w:t>
+        <w:t xml:space="preserve">Suggested Content: Built With Security, Reliability &amp; Business Trust </w:t>
+      </w:r>
+      <w:proofErr w:type="gramStart"/>
+      <w:r>
+        <w:rPr>
+          <w:sz w:val="22"/>
+          <w:szCs w:val="22"/>
+        </w:rPr>
+        <w:t>In</w:t>
+      </w:r>
+      <w:proofErr w:type="gramEnd"/>
+      <w:r>
+        <w:rPr>
+          <w:sz w:val="22"/>
+          <w:szCs w:val="22"/>
+        </w:rPr>
+        <w:t xml:space="preserve"> Mind</w:t>
+      </w:r>
+    </w:p>
+    <w:p>
+      <w:r>
+        <w:t>Cross Flows Synergy focuses on responsible AI implementation, operational reliability, workflow transparency, and secure business integrations to support modern organizations with confidence.</w:t>
       </w:r>
     </w:p>
     <w:p>
@@ -11882,7 +12134,7 @@
           <w:b/>
           <w:bCs/>
           <w:kern w:val="0"/>
-          <w:lang w:val="en-PK" w:eastAsia="en-PK"/>
+          <w:lang/>
           <w14:ligatures w14:val="none"/>
         </w:rPr>
       </w:pPr>
@@ -11892,7 +12144,7 @@
           <w:b/>
           <w:bCs/>
           <w:kern w:val="0"/>
-          <w:lang w:val="en-PK" w:eastAsia="en-PK"/>
+          <w:lang/>
           <w14:ligatures w14:val="none"/>
         </w:rPr>
         <w:t>Buttons:</w:t>
@@ -11908,7 +12160,7 @@
         <w:rPr>
           <w:rFonts w:ascii="Times New Roman" w:eastAsia="Times New Roman" w:hAnsi="Times New Roman" w:cs="Times New Roman"/>
           <w:kern w:val="0"/>
-          <w:lang w:val="en-PK" w:eastAsia="en-PK"/>
+          <w:lang/>
           <w14:ligatures w14:val="none"/>
         </w:rPr>
       </w:pPr>
@@ -11916,7 +12168,7 @@
         <w:rPr>
           <w:rFonts w:ascii="Times New Roman" w:eastAsia="Times New Roman" w:hAnsi="Times New Roman" w:cs="Times New Roman"/>
           <w:kern w:val="0"/>
-          <w:lang w:val="en-PK" w:eastAsia="en-PK"/>
+          <w:lang/>
           <w14:ligatures w14:val="none"/>
         </w:rPr>
         <w:t xml:space="preserve">Book a Demo </w:t>
@@ -11932,7 +12184,7 @@
         <w:rPr>
           <w:rFonts w:ascii="Times New Roman" w:eastAsia="Times New Roman" w:hAnsi="Times New Roman" w:cs="Times New Roman"/>
           <w:kern w:val="0"/>
-          <w:lang w:val="en-PK" w:eastAsia="en-PK"/>
+          <w:lang/>
           <w14:ligatures w14:val="none"/>
         </w:rPr>
       </w:pPr>
@@ -11940,7 +12192,7 @@
         <w:rPr>
           <w:rFonts w:ascii="Times New Roman" w:eastAsia="Times New Roman" w:hAnsi="Times New Roman" w:cs="Times New Roman"/>
           <w:kern w:val="0"/>
-          <w:lang w:val="en-PK" w:eastAsia="en-PK"/>
+          <w:lang/>
           <w14:ligatures w14:val="none"/>
         </w:rPr>
         <w:t xml:space="preserve">Schedule a Consultation </w:t>
@@ -11956,7 +12208,7 @@
         <w:rPr>
           <w:rFonts w:ascii="Times New Roman" w:eastAsia="Times New Roman" w:hAnsi="Times New Roman" w:cs="Times New Roman"/>
           <w:kern w:val="0"/>
-          <w:lang w:val="en-PK" w:eastAsia="en-PK"/>
+          <w:lang/>
           <w14:ligatures w14:val="none"/>
         </w:rPr>
       </w:pPr>
@@ -11964,7 +12216,7 @@
         <w:rPr>
           <w:rFonts w:ascii="Times New Roman" w:eastAsia="Times New Roman" w:hAnsi="Times New Roman" w:cs="Times New Roman"/>
           <w:kern w:val="0"/>
-          <w:lang w:val="en-PK" w:eastAsia="en-PK"/>
+          <w:lang/>
           <w14:ligatures w14:val="none"/>
         </w:rPr>
         <w:t>Explore Solutions</w:t>
@@ -11976,7 +12228,7 @@
         <w:rPr>
           <w:rFonts w:ascii="Times New Roman" w:eastAsia="Times New Roman" w:hAnsi="Times New Roman" w:cs="Times New Roman"/>
           <w:kern w:val="0"/>
-          <w:lang w:eastAsia="en-PK"/>
+          <w:lang/>
           <w14:ligatures w14:val="none"/>
         </w:rPr>
       </w:pPr>
@@ -11984,7 +12236,7 @@
         <w:rPr>
           <w:rFonts w:ascii="Times New Roman" w:eastAsia="Times New Roman" w:hAnsi="Times New Roman" w:cs="Times New Roman"/>
           <w:kern w:val="0"/>
-          <w:lang w:eastAsia="en-PK"/>
+          <w:lang/>
           <w14:ligatures w14:val="none"/>
         </w:rPr>
         <w:t>INDUSTRIES:</w:t>
@@ -12003,14 +12255,7 @@
           <w:b/>
           <w:bCs/>
         </w:rPr>
-        <w:t>Consumer Services Industry Content</w:t>
-      </w:r>
-      <w:r>
-        <w:rPr>
-          <w:b/>
-          <w:bCs/>
-        </w:rPr>
-        <w:t>:</w:t>
+        <w:t>Consumer Services Industry Content:</w:t>
       </w:r>
     </w:p>
     <w:p>
@@ -12119,10 +12364,7 @@
         <w:spacing w:before="100" w:beforeAutospacing="1" w:after="100" w:afterAutospacing="1" w:line="240" w:lineRule="auto"/>
       </w:pPr>
       <w:r>
-        <w:t xml:space="preserve">AI appointment scheduling </w:t>
-      </w:r>
-      <w:r>
-        <w:t xml:space="preserve">- </w:t>
+        <w:t xml:space="preserve">AI appointment scheduling - </w:t>
       </w:r>
     </w:p>
     <w:p>
@@ -12238,6 +12480,7 @@
           <w:sz w:val="22"/>
           <w:szCs w:val="22"/>
         </w:rPr>
+        <w:lastRenderedPageBreak/>
         <w:t>Never Miss a Customer Opportunity</w:t>
       </w:r>
     </w:p>
@@ -12264,7 +12507,7 @@
           <w:b/>
           <w:bCs/>
           <w:kern w:val="0"/>
-          <w:lang w:eastAsia="en-PK"/>
+          <w:lang/>
           <w14:ligatures w14:val="none"/>
         </w:rPr>
       </w:pPr>
@@ -12275,7 +12518,7 @@
           <w:bCs/>
           <w:kern w:val="0"/>
           <w:highlight w:val="yellow"/>
-          <w:lang w:eastAsia="en-PK"/>
+          <w:lang/>
           <w14:ligatures w14:val="none"/>
         </w:rPr>
         <w:t>USER CASES:</w:t>
@@ -12299,8 +12542,11 @@
     </w:p>
     <w:p>
       <w:r>
-        <w:pict w14:anchorId="4B639AA5">
-          <v:rect id="_x0000_i1233" style="width:0;height:1.5pt" o:hralign="center" o:hrstd="t" o:hr="t" fillcolor="#a0a0a0" stroked="f"/>
+        <w:rPr>
+          <w:noProof/>
+        </w:rPr>
+        <w:pict w14:anchorId="5C735E8D">
+          <v:rect id="_x0000_i1036" alt="" style="width:468pt;height:.05pt;mso-width-percent:0;mso-height-percent:0;mso-width-percent:0;mso-height-percent:0" o:hralign="center" o:hrstd="t" o:hr="t" fillcolor="#a0a0a0" stroked="f"/>
         </w:pict>
       </w:r>
     </w:p>
@@ -12322,8 +12568,11 @@
     </w:p>
     <w:p>
       <w:r>
-        <w:pict w14:anchorId="473084F5">
-          <v:rect id="_x0000_i1234" style="width:0;height:1.5pt" o:hralign="center" o:hrstd="t" o:hr="t" fillcolor="#a0a0a0" stroked="f"/>
+        <w:rPr>
+          <w:noProof/>
+        </w:rPr>
+        <w:pict w14:anchorId="2CA93B1E">
+          <v:rect id="_x0000_i1035" alt="" style="width:468pt;height:.05pt;mso-width-percent:0;mso-height-percent:0;mso-width-percent:0;mso-height-percent:0" o:hralign="center" o:hrstd="t" o:hr="t" fillcolor="#a0a0a0" stroked="f"/>
         </w:pict>
       </w:r>
     </w:p>
@@ -12345,8 +12594,11 @@
     </w:p>
     <w:p>
       <w:r>
-        <w:pict w14:anchorId="2B697CC1">
-          <v:rect id="_x0000_i1235" style="width:0;height:1.5pt" o:hralign="center" o:hrstd="t" o:hr="t" fillcolor="#a0a0a0" stroked="f"/>
+        <w:rPr>
+          <w:noProof/>
+        </w:rPr>
+        <w:pict w14:anchorId="21809F00">
+          <v:rect id="_x0000_i1034" alt="" style="width:468pt;height:.05pt;mso-width-percent:0;mso-height-percent:0;mso-width-percent:0;mso-height-percent:0" o:hralign="center" o:hrstd="t" o:hr="t" fillcolor="#a0a0a0" stroked="f"/>
         </w:pict>
       </w:r>
     </w:p>
@@ -12363,13 +12615,20 @@
         <w:pStyle w:val="NormalWeb"/>
       </w:pPr>
       <w:r>
-        <w:t>Businesses spend significant time answering repetitive customer questions every day. CrossFlows Synergy helps automate frequently asked questions through intelligent AI systems capable of instantly providing accurate information regarding services, appointments, pricing, schedules, operational hours, and more. FAQ automation improves response times, reduces manual workload, and ensures customers receive consistent information anytime they need support.</w:t>
-      </w:r>
-    </w:p>
-    <w:p>
-      <w:r>
-        <w:pict w14:anchorId="08E3B21D">
-          <v:rect id="_x0000_i1236" style="width:0;height:1.5pt" o:hralign="center" o:hrstd="t" o:hr="t" fillcolor="#a0a0a0" stroked="f"/>
+        <w:t xml:space="preserve">Businesses spend significant time answering repetitive customer questions every day. CrossFlows Synergy helps automate frequently asked questions through intelligent AI systems capable of instantly providing accurate information regarding services, appointments, pricing, schedules, operational hours, and more. FAQ automation improves response times, reduces </w:t>
+      </w:r>
+      <w:r>
+        <w:lastRenderedPageBreak/>
+        <w:t>manual workload, and ensures customers receive consistent information anytime they need support.</w:t>
+      </w:r>
+    </w:p>
+    <w:p>
+      <w:r>
+        <w:rPr>
+          <w:noProof/>
+        </w:rPr>
+        <w:pict w14:anchorId="77095E82">
+          <v:rect id="_x0000_i1033" alt="" style="width:468pt;height:.05pt;mso-width-percent:0;mso-height-percent:0;mso-width-percent:0;mso-height-percent:0" o:hralign="center" o:hrstd="t" o:hr="t" fillcolor="#a0a0a0" stroked="f"/>
         </w:pict>
       </w:r>
     </w:p>
@@ -12391,8 +12650,11 @@
     </w:p>
     <w:p>
       <w:r>
-        <w:pict w14:anchorId="2234A647">
-          <v:rect id="_x0000_i1237" style="width:0;height:1.5pt" o:hralign="center" o:hrstd="t" o:hr="t" fillcolor="#a0a0a0" stroked="f"/>
+        <w:rPr>
+          <w:noProof/>
+        </w:rPr>
+        <w:pict w14:anchorId="1E602002">
+          <v:rect id="_x0000_i1032" alt="" style="width:468pt;height:.05pt;mso-width-percent:0;mso-height-percent:0;mso-width-percent:0;mso-height-percent:0" o:hralign="center" o:hrstd="t" o:hr="t" fillcolor="#a0a0a0" stroked="f"/>
         </w:pict>
       </w:r>
     </w:p>
@@ -12414,8 +12676,11 @@
     </w:p>
     <w:p>
       <w:r>
-        <w:pict w14:anchorId="58DBBDEB">
-          <v:rect id="_x0000_i1238" style="width:0;height:1.5pt" o:hralign="center" o:hrstd="t" o:hr="t" fillcolor="#a0a0a0" stroked="f"/>
+        <w:rPr>
+          <w:noProof/>
+        </w:rPr>
+        <w:pict w14:anchorId="260856E1">
+          <v:rect id="_x0000_i1031" alt="" style="width:468pt;height:.05pt;mso-width-percent:0;mso-height-percent:0;mso-width-percent:0;mso-height-percent:0" o:hralign="center" o:hrstd="t" o:hr="t" fillcolor="#a0a0a0" stroked="f"/>
         </w:pict>
       </w:r>
     </w:p>
@@ -12437,8 +12702,11 @@
     </w:p>
     <w:p>
       <w:r>
-        <w:pict w14:anchorId="0111CF32">
-          <v:rect id="_x0000_i1239" style="width:0;height:1.5pt" o:hralign="center" o:hrstd="t" o:hr="t" fillcolor="#a0a0a0" stroked="f"/>
+        <w:rPr>
+          <w:noProof/>
+        </w:rPr>
+        <w:pict w14:anchorId="2435E399">
+          <v:rect id="_x0000_i1030" alt="" style="width:468pt;height:.05pt;mso-width-percent:0;mso-height-percent:0;mso-width-percent:0;mso-height-percent:0" o:hralign="center" o:hrstd="t" o:hr="t" fillcolor="#a0a0a0" stroked="f"/>
         </w:pict>
       </w:r>
     </w:p>
@@ -12460,8 +12728,11 @@
     </w:p>
     <w:p>
       <w:r>
-        <w:pict w14:anchorId="5C8770A8">
-          <v:rect id="_x0000_i1241" style="width:0;height:1.5pt" o:hralign="center" o:hrstd="t" o:hr="t" fillcolor="#a0a0a0" stroked="f"/>
+        <w:rPr>
+          <w:noProof/>
+        </w:rPr>
+        <w:pict w14:anchorId="00489407">
+          <v:rect id="_x0000_i1029" alt="" style="width:468pt;height:.05pt;mso-width-percent:0;mso-height-percent:0;mso-width-percent:0;mso-height-percent:0" o:hralign="center" o:hrstd="t" o:hr="t" fillcolor="#a0a0a0" stroked="f"/>
         </w:pict>
       </w:r>
     </w:p>
@@ -12470,6 +12741,7 @@
         <w:pStyle w:val="Heading1"/>
       </w:pPr>
       <w:r>
+        <w:lastRenderedPageBreak/>
         <w:t>Customer Engagement &amp; Communication</w:t>
       </w:r>
     </w:p>
@@ -12483,8 +12755,11 @@
     </w:p>
     <w:p>
       <w:r>
-        <w:pict w14:anchorId="52F9D2EE">
-          <v:rect id="_x0000_i1242" style="width:0;height:1.5pt" o:hralign="center" o:hrstd="t" o:hr="t" fillcolor="#a0a0a0" stroked="f"/>
+        <w:rPr>
+          <w:noProof/>
+        </w:rPr>
+        <w:pict w14:anchorId="74D0044D">
+          <v:rect id="_x0000_i1028" alt="" style="width:468pt;height:.05pt;mso-width-percent:0;mso-height-percent:0;mso-width-percent:0;mso-height-percent:0" o:hralign="center" o:hrstd="t" o:hr="t" fillcolor="#a0a0a0" stroked="f"/>
         </w:pict>
       </w:r>
     </w:p>
@@ -12506,8 +12781,11 @@
     </w:p>
     <w:p>
       <w:r>
-        <w:pict w14:anchorId="551DDA36">
-          <v:rect id="_x0000_i1243" style="width:0;height:1.5pt" o:hralign="center" o:hrstd="t" o:hr="t" fillcolor="#a0a0a0" stroked="f"/>
+        <w:rPr>
+          <w:noProof/>
+        </w:rPr>
+        <w:pict w14:anchorId="533E3A62">
+          <v:rect id="_x0000_i1027" alt="" style="width:468pt;height:.05pt;mso-width-percent:0;mso-height-percent:0;mso-width-percent:0;mso-height-percent:0" o:hralign="center" o:hrstd="t" o:hr="t" fillcolor="#a0a0a0" stroked="f"/>
         </w:pict>
       </w:r>
     </w:p>
@@ -12529,8 +12807,11 @@
     </w:p>
     <w:p>
       <w:r>
-        <w:pict w14:anchorId="15B924F3">
-          <v:rect id="_x0000_i1245" style="width:0;height:1.5pt" o:hralign="center" o:hrstd="t" o:hr="t" fillcolor="#a0a0a0" stroked="f"/>
+        <w:rPr>
+          <w:noProof/>
+        </w:rPr>
+        <w:pict w14:anchorId="070DC499">
+          <v:rect id="_x0000_i1026" alt="" style="width:468pt;height:.05pt;mso-width-percent:0;mso-height-percent:0;mso-width-percent:0;mso-height-percent:0" o:hralign="center" o:hrstd="t" o:hr="t" fillcolor="#a0a0a0" stroked="f"/>
         </w:pict>
       </w:r>
     </w:p>
@@ -12552,8 +12833,11 @@
     </w:p>
     <w:p>
       <w:r>
-        <w:pict w14:anchorId="7ACB3B57">
-          <v:rect id="_x0000_i1246" style="width:0;height:1.5pt" o:hralign="center" o:hrstd="t" o:hr="t" fillcolor="#a0a0a0" stroked="f"/>
+        <w:rPr>
+          <w:noProof/>
+        </w:rPr>
+        <w:pict w14:anchorId="16B680D8">
+          <v:rect id="_x0000_i1025" alt="" style="width:468pt;height:.05pt;mso-width-percent:0;mso-height-percent:0;mso-width-percent:0;mso-height-percent:0" o:hralign="center" o:hrstd="t" o:hr="t" fillcolor="#a0a0a0" stroked="f"/>
         </w:pict>
       </w:r>
     </w:p>
@@ -12562,6 +12846,7 @@
         <w:pStyle w:val="Heading1"/>
       </w:pPr>
       <w:r>
+        <w:lastRenderedPageBreak/>
         <w:t>Integrations &amp; Connected Systems</w:t>
       </w:r>
     </w:p>
@@ -12578,7 +12863,7 @@
         <w:rPr>
           <w:rFonts w:ascii="Times New Roman" w:eastAsia="Times New Roman" w:hAnsi="Times New Roman" w:cs="Times New Roman"/>
           <w:kern w:val="0"/>
-          <w:lang w:eastAsia="en-PK"/>
+          <w:lang/>
           <w14:ligatures w14:val="none"/>
         </w:rPr>
       </w:pPr>
@@ -12596,7 +12881,7 @@
 </file>
 
 <file path=word/numbering.xml><?xml version="1.0" encoding="utf-8"?>
-<w:numbering xmlns:wpc="http://schemas.microsoft.com/office/word/2010/wordprocessingCanvas" xmlns:cx="http://schemas.microsoft.com/office/drawing/2014/chartex" xmlns:cx1="http://schemas.microsoft.com/office/drawing/2015/9/8/chartex" xmlns:cx2="http://schemas.microsoft.com/office/drawing/2015/10/21/chartex" xmlns:cx3="http://schemas.microsoft.com/office/drawing/2016/5/9/chartex" xmlns:cx4="http://schemas.microsoft.com/office/drawing/2016/5/10/chartex" xmlns:cx5="http://schemas.microsoft.com/office/drawing/2016/5/11/chartex" xmlns:cx6="http://schemas.microsoft.com/office/drawing/2016/5/12/chartex" xmlns:cx7="http://schemas.microsoft.com/office/drawing/2016/5/13/chartex" xmlns:cx8="http://schemas.microsoft.com/office/drawing/2016/5/14/chartex" xmlns:mc="http://schemas.openxmlformats.org/markup-compatibility/2006" xmlns:aink="http://schemas.microsoft.com/office/drawing/2016/ink" xmlns:am3d="http://schemas.microsoft.com/office/drawing/2017/model3d" xmlns:o="urn:schemas-microsoft-com:office:office" xmlns:r="http://schemas.openxmlformats.org/officeDocument/2006/relationships" xmlns:m="http://schemas.openxmlformats.org/officeDocument/2006/math" xmlns:v="urn:schemas-microsoft-com:vml" xmlns:wp14="http://schemas.microsoft.com/office/word/2010/wordprocessingDrawing" xmlns:wp="http://schemas.openxmlformats.org/drawingml/2006/wordprocessingDrawing" xmlns:w10="urn:schemas-microsoft-com:office:word" xmlns:w="http://schemas.openxmlformats.org/wordprocessingml/2006/main" xmlns:w14="http://schemas.microsoft.com/office/word/2010/wordml" xmlns:w15="http://schemas.microsoft.com/office/word/2012/wordml" xmlns:w16cex="http://schemas.microsoft.com/office/word/2018/wordml/cex" xmlns:w16cid="http://schemas.microsoft.com/office/word/2016/wordml/cid" xmlns:w16="http://schemas.microsoft.com/office/word/2018/wordml" xmlns:w16sdtdh="http://schemas.microsoft.com/office/word/2020/wordml/sdtdatahash" xmlns:w16se="http://schemas.microsoft.com/office/word/2015/wordml/symex" xmlns:wpg="http://schemas.microsoft.com/office/word/2010/wordprocessingGroup" xmlns:wpi="http://schemas.microsoft.com/office/word/2010/wordprocessingInk" xmlns:wne="http://schemas.microsoft.com/office/word/2006/wordml" xmlns:wps="http://schemas.microsoft.com/office/word/2010/wordprocessingShape" mc:Ignorable="w14 w15 w16se w16cid w16 w16cex w16sdtdh wp14">
+<w:numbering xmlns:wpc="http://schemas.microsoft.com/office/word/2010/wordprocessingCanvas" xmlns:cx="http://schemas.microsoft.com/office/drawing/2014/chartex" xmlns:cx1="http://schemas.microsoft.com/office/drawing/2015/9/8/chartex" xmlns:cx2="http://schemas.microsoft.com/office/drawing/2015/10/21/chartex" xmlns:cx3="http://schemas.microsoft.com/office/drawing/2016/5/9/chartex" xmlns:cx4="http://schemas.microsoft.com/office/drawing/2016/5/10/chartex" xmlns:cx5="http://schemas.microsoft.com/office/drawing/2016/5/11/chartex" xmlns:cx6="http://schemas.microsoft.com/office/drawing/2016/5/12/chartex" xmlns:cx7="http://schemas.microsoft.com/office/drawing/2016/5/13/chartex" xmlns:cx8="http://schemas.microsoft.com/office/drawing/2016/5/14/chartex" xmlns:mc="http://schemas.openxmlformats.org/markup-compatibility/2006" xmlns:aink="http://schemas.microsoft.com/office/drawing/2016/ink" xmlns:am3d="http://schemas.microsoft.com/office/drawing/2017/model3d" xmlns:o="urn:schemas-microsoft-com:office:office" xmlns:oel="http://schemas.microsoft.com/office/2019/extlst" xmlns:r="http://schemas.openxmlformats.org/officeDocument/2006/relationships" xmlns:m="http://schemas.openxmlformats.org/officeDocument/2006/math" xmlns:v="urn:schemas-microsoft-com:vml" xmlns:wp14="http://schemas.microsoft.com/office/word/2010/wordprocessingDrawing" xmlns:wp="http://schemas.openxmlformats.org/drawingml/2006/wordprocessingDrawing" xmlns:w10="urn:schemas-microsoft-com:office:word" xmlns:w="http://schemas.openxmlformats.org/wordprocessingml/2006/main" xmlns:w14="http://schemas.microsoft.com/office/word/2010/wordml" xmlns:w15="http://schemas.microsoft.com/office/word/2012/wordml" xmlns:w16cex="http://schemas.microsoft.com/office/word/2018/wordml/cex" xmlns:w16cid="http://schemas.microsoft.com/office/word/2016/wordml/cid" xmlns:w16="http://schemas.microsoft.com/office/word/2018/wordml" xmlns:w16du="http://schemas.microsoft.com/office/word/2023/wordml/word16du" xmlns:w16sdtdh="http://schemas.microsoft.com/office/word/2020/wordml/sdtdatahash" xmlns:w16sdtfl="http://schemas.microsoft.com/office/word/2024/wordml/sdtformatlock" xmlns:w16se="http://schemas.microsoft.com/office/word/2015/wordml/symex" xmlns:wpg="http://schemas.microsoft.com/office/word/2010/wordprocessingGroup" xmlns:wpi="http://schemas.microsoft.com/office/word/2010/wordprocessingInk" xmlns:wne="http://schemas.microsoft.com/office/word/2006/wordml" xmlns:wps="http://schemas.microsoft.com/office/word/2010/wordprocessingShape" mc:Ignorable="w14 w15 w16se w16cid w16 w16cex w16sdtdh w16sdtfl w16du wp14">
   <w:abstractNum w:abstractNumId="0" w15:restartNumberingAfterBreak="0">
     <w:nsid w:val="00B54730"/>
     <w:multiLevelType w:val="multilevel"/>
@@ -14652,56 +14937,56 @@
       </w:rPr>
     </w:lvl>
   </w:abstractNum>
-  <w:num w:numId="1">
+  <w:num w:numId="1" w16cid:durableId="69547528">
     <w:abstractNumId w:val="3"/>
   </w:num>
-  <w:num w:numId="2">
+  <w:num w:numId="2" w16cid:durableId="1518543947">
     <w:abstractNumId w:val="1"/>
   </w:num>
-  <w:num w:numId="3">
+  <w:num w:numId="3" w16cid:durableId="1383868990">
     <w:abstractNumId w:val="2"/>
   </w:num>
-  <w:num w:numId="4">
+  <w:num w:numId="4" w16cid:durableId="1748116055">
     <w:abstractNumId w:val="0"/>
   </w:num>
-  <w:num w:numId="5">
+  <w:num w:numId="5" w16cid:durableId="253130435">
     <w:abstractNumId w:val="6"/>
   </w:num>
-  <w:num w:numId="6">
+  <w:num w:numId="6" w16cid:durableId="1867718266">
     <w:abstractNumId w:val="8"/>
   </w:num>
-  <w:num w:numId="7">
+  <w:num w:numId="7" w16cid:durableId="1336105602">
     <w:abstractNumId w:val="12"/>
   </w:num>
-  <w:num w:numId="8">
+  <w:num w:numId="8" w16cid:durableId="589971808">
     <w:abstractNumId w:val="14"/>
   </w:num>
-  <w:num w:numId="9">
+  <w:num w:numId="9" w16cid:durableId="1470904773">
     <w:abstractNumId w:val="4"/>
   </w:num>
-  <w:num w:numId="10">
+  <w:num w:numId="10" w16cid:durableId="1809322918">
     <w:abstractNumId w:val="13"/>
   </w:num>
-  <w:num w:numId="11">
+  <w:num w:numId="11" w16cid:durableId="318114010">
     <w:abstractNumId w:val="11"/>
   </w:num>
-  <w:num w:numId="12">
+  <w:num w:numId="12" w16cid:durableId="368192067">
     <w:abstractNumId w:val="9"/>
   </w:num>
-  <w:num w:numId="13">
+  <w:num w:numId="13" w16cid:durableId="810098539">
     <w:abstractNumId w:val="10"/>
   </w:num>
-  <w:num w:numId="14">
+  <w:num w:numId="14" w16cid:durableId="1981568018">
     <w:abstractNumId w:val="7"/>
   </w:num>
-  <w:num w:numId="15">
+  <w:num w:numId="15" w16cid:durableId="1562138331">
     <w:abstractNumId w:val="5"/>
   </w:num>
 </w:numbering>
 </file>
 
 <file path=word/styles.xml><?xml version="1.0" encoding="utf-8"?>
-<w:styles xmlns:mc="http://schemas.openxmlformats.org/markup-compatibility/2006" xmlns:r="http://schemas.openxmlformats.org/officeDocument/2006/relationships" xmlns:w="http://schemas.openxmlformats.org/wordprocessingml/2006/main" xmlns:w14="http://schemas.microsoft.com/office/word/2010/wordml" xmlns:w15="http://schemas.microsoft.com/office/word/2012/wordml" xmlns:w16cex="http://schemas.microsoft.com/office/word/2018/wordml/cex" xmlns:w16cid="http://schemas.microsoft.com/office/word/2016/wordml/cid" xmlns:w16="http://schemas.microsoft.com/office/word/2018/wordml" xmlns:w16sdtdh="http://schemas.microsoft.com/office/word/2020/wordml/sdtdatahash" xmlns:w16se="http://schemas.microsoft.com/office/word/2015/wordml/symex" mc:Ignorable="w14 w15 w16se w16cid w16 w16cex w16sdtdh">
+<w:styles xmlns:mc="http://schemas.openxmlformats.org/markup-compatibility/2006" xmlns:r="http://schemas.openxmlformats.org/officeDocument/2006/relationships" xmlns:w="http://schemas.openxmlformats.org/wordprocessingml/2006/main" xmlns:w14="http://schemas.microsoft.com/office/word/2010/wordml" xmlns:w15="http://schemas.microsoft.com/office/word/2012/wordml" xmlns:w16cex="http://schemas.microsoft.com/office/word/2018/wordml/cex" xmlns:w16cid="http://schemas.microsoft.com/office/word/2016/wordml/cid" xmlns:w16="http://schemas.microsoft.com/office/word/2018/wordml" xmlns:w16du="http://schemas.microsoft.com/office/word/2023/wordml/word16du" xmlns:w16sdtdh="http://schemas.microsoft.com/office/word/2020/wordml/sdtdatahash" xmlns:w16sdtfl="http://schemas.microsoft.com/office/word/2024/wordml/sdtformatlock" xmlns:w16se="http://schemas.microsoft.com/office/word/2015/wordml/symex" mc:Ignorable="w14 w15 w16se w16cid w16 w16cex w16sdtdh w16sdtfl w16du">
   <w:docDefaults>
     <w:rPrDefault>
       <w:rPr>
@@ -15162,7 +15447,7 @@
       <w:kern w:val="0"/>
       <w:sz w:val="27"/>
       <w:szCs w:val="27"/>
-      <w:lang w:val="en-PK" w:eastAsia="en-PK"/>
+      <w:lang/>
       <w14:ligatures w14:val="none"/>
     </w:rPr>
   </w:style>
@@ -15206,7 +15491,7 @@
       <w:kern w:val="0"/>
       <w:sz w:val="27"/>
       <w:szCs w:val="27"/>
-      <w:lang w:val="en-PK" w:eastAsia="en-PK"/>
+      <w:lang/>
       <w14:ligatures w14:val="none"/>
     </w:rPr>
   </w:style>
@@ -15224,7 +15509,7 @@
       <w:kern w:val="0"/>
       <w:sz w:val="24"/>
       <w:szCs w:val="24"/>
-      <w:lang w:val="en-PK" w:eastAsia="en-PK"/>
+      <w:lang/>
       <w14:ligatures w14:val="none"/>
     </w:rPr>
   </w:style>
